--- a/modelo_curriculo_base.docx
+++ b/modelo_curriculo_base.docx
@@ -1,6 +1,6 @@
 
 <file path=word/document.xml><?xml version="1.0" encoding="utf-8"?>
-<w:document xmlns:wpc="http://schemas.microsoft.com/office/word/2010/wordprocessingCanvas" xmlns:cx="http://schemas.microsoft.com/office/drawing/2014/chartex" xmlns:cx1="http://schemas.microsoft.com/office/drawing/2015/9/8/chartex" xmlns:cx2="http://schemas.microsoft.com/office/drawing/2015/10/21/chartex" xmlns:cx3="http://schemas.microsoft.com/office/drawing/2016/5/9/chartex" xmlns:cx4="http://schemas.microsoft.com/office/drawing/2016/5/10/chartex" xmlns:cx5="http://schemas.microsoft.com/office/drawing/2016/5/11/chartex" xmlns:cx6="http://schemas.microsoft.com/office/drawing/2016/5/12/chartex" xmlns:cx7="http://schemas.microsoft.com/office/drawing/2016/5/13/chartex" xmlns:cx8="http://schemas.microsoft.com/office/drawing/2016/5/14/chartex" xmlns:mc="http://schemas.openxmlformats.org/markup-compatibility/2006" xmlns:aink="http://schemas.microsoft.com/office/drawing/2016/ink" xmlns:am3d="http://schemas.microsoft.com/office/drawing/2017/model3d" xmlns:o="urn:schemas-microsoft-com:office:office" xmlns:oel="http://schemas.microsoft.com/office/2019/extlst" xmlns:r="http://schemas.openxmlformats.org/officeDocument/2006/relationships" xmlns:m="http://schemas.openxmlformats.org/officeDocument/2006/math" xmlns:v="urn:schemas-microsoft-com:vml" xmlns:wp14="http://schemas.microsoft.com/office/word/2010/wordprocessingDrawing" xmlns:wp="http://schemas.openxmlformats.org/drawingml/2006/wordprocessingDrawing" xmlns:w10="urn:schemas-microsoft-com:office:word" xmlns:w="http://schemas.openxmlformats.org/wordprocessingml/2006/main" xmlns:w14="http://schemas.microsoft.com/office/word/2010/wordml" xmlns:w15="http://schemas.microsoft.com/office/word/2012/wordml" xmlns:w16cex="http://schemas.microsoft.com/office/word/2018/wordml/cex" xmlns:w16cid="http://schemas.microsoft.com/office/word/2016/wordml/cid" xmlns:w16="http://schemas.microsoft.com/office/word/2018/wordml" xmlns:w16du="http://schemas.microsoft.com/office/word/2023/wordml/word16du" xmlns:w16sdtdh="http://schemas.microsoft.com/office/word/2020/wordml/sdtdatahash" xmlns:w16sdtfl="http://schemas.microsoft.com/office/word/2024/wordml/sdtformatlock" xmlns:w16se="http://schemas.microsoft.com/office/word/2015/wordml/symex" xmlns:wpg="http://schemas.microsoft.com/office/word/2010/wordprocessingGroup" xmlns:wpi="http://schemas.microsoft.com/office/word/2010/wordprocessingInk" xmlns:wne="http://schemas.microsoft.com/office/word/2006/wordml" xmlns:wps="http://schemas.microsoft.com/office/word/2010/wordprocessingShape" mc:Ignorable="w14 w15 w16se w16cid w16 w16cex w16sdtdh w16sdtfl w16du wp14">
+<w:document xmlns:wpc="http://schemas.microsoft.com/office/word/2010/wordprocessingCanvas" xmlns:mc="http://schemas.openxmlformats.org/markup-compatibility/2006" xmlns:o="urn:schemas-microsoft-com:office:office" xmlns:r="http://schemas.openxmlformats.org/officeDocument/2006/relationships" xmlns:m="http://schemas.openxmlformats.org/officeDocument/2006/math" xmlns:v="urn:schemas-microsoft-com:vml" xmlns:wp14="http://schemas.microsoft.com/office/word/2010/wordprocessingDrawing" xmlns:wp="http://schemas.openxmlformats.org/drawingml/2006/wordprocessingDrawing" xmlns:w10="urn:schemas-microsoft-com:office:word" xmlns:w="http://schemas.openxmlformats.org/wordprocessingml/2006/main" xmlns:w14="http://schemas.microsoft.com/office/word/2010/wordml" xmlns:w15="http://schemas.microsoft.com/office/word/2012/wordml" xmlns:wpg="http://schemas.microsoft.com/office/word/2010/wordprocessingGroup" xmlns:wpi="http://schemas.microsoft.com/office/word/2010/wordprocessingInk" xmlns:wne="http://schemas.microsoft.com/office/word/2006/wordml" xmlns:wps="http://schemas.microsoft.com/office/word/2010/wordprocessingShape" mc:Ignorable="w14 w15 wp14">
   <w:body>
     <w:p>
       <w:pPr>
@@ -16,7 +16,7 @@
     </w:p>
     <w:p>
       <w:pPr>
-        <w:spacing w:after="40"/>
+        <w:spacing w:after="40" w:line="276" w:lineRule="auto"/>
         <w:jc w:val="center"/>
       </w:pPr>
       <w:r>
@@ -26,10 +26,11 @@
         </w:rPr>
         <w:t>[[NOME_COMPLETO]]</w:t>
       </w:r>
+      <w:bookmarkStart w:id="0" w:name="_GoBack"/>
+      <w:bookmarkEnd w:id="0"/>
     </w:p>
     <w:p>
       <w:pPr>
-        <w:spacing w:before="240"/>
         <w:jc w:val="center"/>
       </w:pPr>
       <w:r>
@@ -85,7 +86,8 @@
     </w:p>
     <w:p>
       <w:pPr>
-        <w:spacing w:after="20" w:line="432" w:lineRule="auto"/>
+        <w:spacing w:after="20" w:line="276" w:lineRule="auto"/>
+        <w:jc w:val="both"/>
       </w:pPr>
       <w:r>
         <w:t>E-mail: [[EMAIL]]</w:t>
@@ -94,6 +96,7 @@
     <w:p>
       <w:pPr>
         <w:spacing w:after="20" w:line="432" w:lineRule="auto"/>
+        <w:jc w:val="both"/>
       </w:pPr>
       <w:r>
         <w:t>Área de atuação: [[CARGO_OBJETIVO]]</w:t>
@@ -119,6 +122,7 @@
     <w:p>
       <w:pPr>
         <w:spacing w:after="20" w:line="432" w:lineRule="auto"/>
+        <w:jc w:val="both"/>
       </w:pPr>
       <w:r>
         <w:t>[[CURSOS]]</w:t>
@@ -144,6 +148,7 @@
     <w:p>
       <w:pPr>
         <w:spacing w:after="20" w:line="432" w:lineRule="auto"/>
+        <w:jc w:val="both"/>
       </w:pPr>
       <w:r>
         <w:t>[[FORMACAO]]</w:t>
@@ -169,6 +174,7 @@
     <w:p>
       <w:pPr>
         <w:spacing w:after="20" w:line="432" w:lineRule="auto"/>
+        <w:jc w:val="both"/>
       </w:pPr>
       <w:r>
         <w:t>[[EXPERIENCIAS]]</w:t>
@@ -194,6 +200,7 @@
     <w:p>
       <w:pPr>
         <w:spacing w:after="20" w:line="432" w:lineRule="auto"/>
+        <w:jc w:val="both"/>
       </w:pPr>
       <w:r>
         <w:t>[[PERFIL_PROFISSIONAL]]</w:t>
@@ -219,6 +226,7 @@
     <w:p>
       <w:pPr>
         <w:spacing w:after="20" w:line="432" w:lineRule="auto"/>
+        <w:jc w:val="both"/>
       </w:pPr>
       <w:r>
         <w:t>[[OBJETIVO]]</w:t>
@@ -289,7 +297,7 @@
 </file>
 
 <file path=word/numbering.xml><?xml version="1.0" encoding="utf-8"?>
-<w:numbering xmlns:wpc="http://schemas.microsoft.com/office/word/2010/wordprocessingCanvas" xmlns:cx="http://schemas.microsoft.com/office/drawing/2014/chartex" xmlns:cx1="http://schemas.microsoft.com/office/drawing/2015/9/8/chartex" xmlns:cx2="http://schemas.microsoft.com/office/drawing/2015/10/21/chartex" xmlns:cx3="http://schemas.microsoft.com/office/drawing/2016/5/9/chartex" xmlns:cx4="http://schemas.microsoft.com/office/drawing/2016/5/10/chartex" xmlns:cx5="http://schemas.microsoft.com/office/drawing/2016/5/11/chartex" xmlns:cx6="http://schemas.microsoft.com/office/drawing/2016/5/12/chartex" xmlns:cx7="http://schemas.microsoft.com/office/drawing/2016/5/13/chartex" xmlns:cx8="http://schemas.microsoft.com/office/drawing/2016/5/14/chartex" xmlns:mc="http://schemas.openxmlformats.org/markup-compatibility/2006" xmlns:aink="http://schemas.microsoft.com/office/drawing/2016/ink" xmlns:am3d="http://schemas.microsoft.com/office/drawing/2017/model3d" xmlns:o="urn:schemas-microsoft-com:office:office" xmlns:oel="http://schemas.microsoft.com/office/2019/extlst" xmlns:r="http://schemas.openxmlformats.org/officeDocument/2006/relationships" xmlns:m="http://schemas.openxmlformats.org/officeDocument/2006/math" xmlns:v="urn:schemas-microsoft-com:vml" xmlns:wp14="http://schemas.microsoft.com/office/word/2010/wordprocessingDrawing" xmlns:wp="http://schemas.openxmlformats.org/drawingml/2006/wordprocessingDrawing" xmlns:w10="urn:schemas-microsoft-com:office:word" xmlns:w="http://schemas.openxmlformats.org/wordprocessingml/2006/main" xmlns:w14="http://schemas.microsoft.com/office/word/2010/wordml" xmlns:w15="http://schemas.microsoft.com/office/word/2012/wordml" xmlns:w16cex="http://schemas.microsoft.com/office/word/2018/wordml/cex" xmlns:w16cid="http://schemas.microsoft.com/office/word/2016/wordml/cid" xmlns:w16="http://schemas.microsoft.com/office/word/2018/wordml" xmlns:w16du="http://schemas.microsoft.com/office/word/2023/wordml/word16du" xmlns:w16sdtdh="http://schemas.microsoft.com/office/word/2020/wordml/sdtdatahash" xmlns:w16sdtfl="http://schemas.microsoft.com/office/word/2024/wordml/sdtformatlock" xmlns:w16se="http://schemas.microsoft.com/office/word/2015/wordml/symex" xmlns:wpg="http://schemas.microsoft.com/office/word/2010/wordprocessingGroup" xmlns:wpi="http://schemas.microsoft.com/office/word/2010/wordprocessingInk" xmlns:wne="http://schemas.microsoft.com/office/word/2006/wordml" xmlns:wps="http://schemas.microsoft.com/office/word/2010/wordprocessingShape" mc:Ignorable="w14 w15 w16se w16cid w16 w16cex w16sdtdh w16sdtfl w16du wp14">
+<w:numbering xmlns:wpc="http://schemas.microsoft.com/office/word/2010/wordprocessingCanvas" xmlns:mc="http://schemas.openxmlformats.org/markup-compatibility/2006" xmlns:o="urn:schemas-microsoft-com:office:office" xmlns:r="http://schemas.openxmlformats.org/officeDocument/2006/relationships" xmlns:m="http://schemas.openxmlformats.org/officeDocument/2006/math" xmlns:v="urn:schemas-microsoft-com:vml" xmlns:wp14="http://schemas.microsoft.com/office/word/2010/wordprocessingDrawing" xmlns:wp="http://schemas.openxmlformats.org/drawingml/2006/wordprocessingDrawing" xmlns:w10="urn:schemas-microsoft-com:office:word" xmlns:w="http://schemas.openxmlformats.org/wordprocessingml/2006/main" xmlns:w14="http://schemas.microsoft.com/office/word/2010/wordml" xmlns:w15="http://schemas.microsoft.com/office/word/2012/wordml" xmlns:wpg="http://schemas.microsoft.com/office/word/2010/wordprocessingGroup" xmlns:wpi="http://schemas.microsoft.com/office/word/2010/wordprocessingInk" xmlns:wne="http://schemas.microsoft.com/office/word/2006/wordml" xmlns:wps="http://schemas.microsoft.com/office/word/2010/wordprocessingShape" mc:Ignorable="w14 w15 wp14">
   <w:abstractNum w:abstractNumId="0" w15:restartNumberingAfterBreak="0">
     <w:nsid w:val="FFFFFF7C"/>
     <w:multiLevelType w:val="singleLevel"/>
@@ -461,38 +469,38 @@
       </w:rPr>
     </w:lvl>
   </w:abstractNum>
-  <w:num w:numId="1" w16cid:durableId="498422610">
+  <w:num w:numId="1">
     <w:abstractNumId w:val="8"/>
   </w:num>
-  <w:num w:numId="2" w16cid:durableId="1906405971">
+  <w:num w:numId="2">
     <w:abstractNumId w:val="6"/>
   </w:num>
-  <w:num w:numId="3" w16cid:durableId="1740206039">
+  <w:num w:numId="3">
     <w:abstractNumId w:val="5"/>
   </w:num>
-  <w:num w:numId="4" w16cid:durableId="1409811895">
+  <w:num w:numId="4">
     <w:abstractNumId w:val="4"/>
   </w:num>
-  <w:num w:numId="5" w16cid:durableId="1522011932">
+  <w:num w:numId="5">
     <w:abstractNumId w:val="7"/>
   </w:num>
-  <w:num w:numId="6" w16cid:durableId="961692125">
+  <w:num w:numId="6">
     <w:abstractNumId w:val="3"/>
   </w:num>
-  <w:num w:numId="7" w16cid:durableId="1023434290">
+  <w:num w:numId="7">
     <w:abstractNumId w:val="2"/>
   </w:num>
-  <w:num w:numId="8" w16cid:durableId="1448890084">
+  <w:num w:numId="8">
     <w:abstractNumId w:val="1"/>
   </w:num>
-  <w:num w:numId="9" w16cid:durableId="1067069982">
+  <w:num w:numId="9">
     <w:abstractNumId w:val="0"/>
   </w:num>
 </w:numbering>
 </file>
 
 <file path=word/styles.xml><?xml version="1.0" encoding="utf-8"?>
-<w:styles xmlns:mc="http://schemas.openxmlformats.org/markup-compatibility/2006" xmlns:r="http://schemas.openxmlformats.org/officeDocument/2006/relationships" xmlns:w="http://schemas.openxmlformats.org/wordprocessingml/2006/main" xmlns:w14="http://schemas.microsoft.com/office/word/2010/wordml" xmlns:w15="http://schemas.microsoft.com/office/word/2012/wordml" xmlns:w16cex="http://schemas.microsoft.com/office/word/2018/wordml/cex" xmlns:w16cid="http://schemas.microsoft.com/office/word/2016/wordml/cid" xmlns:w16="http://schemas.microsoft.com/office/word/2018/wordml" xmlns:w16du="http://schemas.microsoft.com/office/word/2023/wordml/word16du" xmlns:w16sdtdh="http://schemas.microsoft.com/office/word/2020/wordml/sdtdatahash" xmlns:w16sdtfl="http://schemas.microsoft.com/office/word/2024/wordml/sdtformatlock" xmlns:w16se="http://schemas.microsoft.com/office/word/2015/wordml/symex" mc:Ignorable="w14 w15 w16se w16cid w16 w16cex w16sdtdh w16sdtfl w16du">
+<w:styles xmlns:mc="http://schemas.openxmlformats.org/markup-compatibility/2006" xmlns:r="http://schemas.openxmlformats.org/officeDocument/2006/relationships" xmlns:w="http://schemas.openxmlformats.org/wordprocessingml/2006/main" xmlns:w14="http://schemas.microsoft.com/office/word/2010/wordml" xmlns:w15="http://schemas.microsoft.com/office/word/2012/wordml" mc:Ignorable="w14 w15">
   <w:docDefaults>
     <w:rPrDefault>
       <w:rPr>
@@ -508,7 +516,7 @@
       </w:pPr>
     </w:pPrDefault>
   </w:docDefaults>
-  <w:latentStyles w:defLockedState="0" w:defUIPriority="99" w:defSemiHidden="0" w:defUnhideWhenUsed="0" w:defQFormat="0" w:count="376">
+  <w:latentStyles w:defLockedState="0" w:defUIPriority="99" w:defSemiHidden="0" w:defUnhideWhenUsed="0" w:defQFormat="0" w:count="371">
     <w:lsdException w:name="Normal" w:uiPriority="0" w:qFormat="1"/>
     <w:lsdException w:name="heading 1" w:uiPriority="9" w:qFormat="1"/>
     <w:lsdException w:name="heading 2" w:semiHidden="1" w:uiPriority="9" w:unhideWhenUsed="1" w:qFormat="1"/>
@@ -871,11 +879,6 @@
     <w:lsdException w:name="List Table 5 Dark Accent 6" w:uiPriority="50"/>
     <w:lsdException w:name="List Table 6 Colorful Accent 6" w:uiPriority="51"/>
     <w:lsdException w:name="List Table 7 Colorful Accent 6" w:uiPriority="52"/>
-    <w:lsdException w:name="Mention" w:semiHidden="1" w:unhideWhenUsed="1"/>
-    <w:lsdException w:name="Smart Hyperlink" w:semiHidden="1" w:unhideWhenUsed="1"/>
-    <w:lsdException w:name="Hashtag" w:semiHidden="1" w:unhideWhenUsed="1"/>
-    <w:lsdException w:name="Unresolved Mention" w:semiHidden="1" w:unhideWhenUsed="1"/>
-    <w:lsdException w:name="Smart Link" w:semiHidden="1" w:unhideWhenUsed="1"/>
   </w:latentStyles>
   <w:style w:type="paragraph" w:default="1" w:styleId="Normal">
     <w:name w:val="Normal"/>
@@ -12201,7 +12204,7 @@
 </file>
 
 <file path=customXml/itemProps1.xml><?xml version="1.0" encoding="utf-8"?>
-<ds:datastoreItem xmlns:ds="http://schemas.openxmlformats.org/officeDocument/2006/customXml" ds:itemID="{EF278816-EC6F-A645-907D-7F25AECB1D4A}">
+<ds:datastoreItem xmlns:ds="http://schemas.openxmlformats.org/officeDocument/2006/customXml" ds:itemID="{896AD0C0-438B-4155-8BAF-BBD4F1CD533C}">
   <ds:schemaRefs>
     <ds:schemaRef ds:uri="http://schemas.openxmlformats.org/officeDocument/2006/bibliography"/>
   </ds:schemaRefs>

--- a/modelo_curriculo_base.docx
+++ b/modelo_curriculo_base.docx
@@ -26,8 +26,6 @@
         </w:rPr>
         <w:t>[[NOME_COMPLETO]]</w:t>
       </w:r>
-      <w:bookmarkStart w:id="0" w:name="_GoBack"/>
-      <w:bookmarkEnd w:id="0"/>
     </w:p>
     <w:p>
       <w:pPr>
@@ -121,7 +119,7 @@
     </w:p>
     <w:p>
       <w:pPr>
-        <w:spacing w:after="20" w:line="432" w:lineRule="auto"/>
+        <w:spacing w:line="480" w:lineRule="auto"/>
         <w:jc w:val="both"/>
       </w:pPr>
       <w:r>
@@ -147,7 +145,7 @@
     </w:p>
     <w:p>
       <w:pPr>
-        <w:spacing w:after="20" w:line="432" w:lineRule="auto"/>
+        <w:spacing w:line="480" w:lineRule="auto"/>
         <w:jc w:val="both"/>
       </w:pPr>
       <w:r>
@@ -262,9 +260,23 @@
         <w:spacing w:before="100" w:after="200" w:line="360" w:lineRule="auto"/>
         <w:jc w:val="right"/>
       </w:pPr>
+    </w:p>
+    <w:p>
+      <w:pPr>
+        <w:spacing w:before="100" w:after="200" w:line="360" w:lineRule="auto"/>
+        <w:jc w:val="right"/>
+      </w:pPr>
       <w:r>
         <w:t>[[CIDADE_DATA]], [[MES_ANO]].</w:t>
       </w:r>
+    </w:p>
+    <w:p>
+      <w:pPr>
+        <w:spacing w:before="100" w:after="200" w:line="360" w:lineRule="auto"/>
+        <w:jc w:val="right"/>
+      </w:pPr>
+      <w:bookmarkStart w:id="0" w:name="_GoBack"/>
+      <w:bookmarkEnd w:id="0"/>
     </w:p>
     <w:p>
       <w:pPr>
@@ -12204,7 +12216,7 @@
 </file>
 
 <file path=customXml/itemProps1.xml><?xml version="1.0" encoding="utf-8"?>
-<ds:datastoreItem xmlns:ds="http://schemas.openxmlformats.org/officeDocument/2006/customXml" ds:itemID="{896AD0C0-438B-4155-8BAF-BBD4F1CD533C}">
+<ds:datastoreItem xmlns:ds="http://schemas.openxmlformats.org/officeDocument/2006/customXml" ds:itemID="{D07BCE1B-5798-4ED9-B3F1-A2B76543F0E4}">
   <ds:schemaRefs>
     <ds:schemaRef ds:uri="http://schemas.openxmlformats.org/officeDocument/2006/bibliography"/>
   </ds:schemaRefs>

--- a/modelo_curriculo_base.docx
+++ b/modelo_curriculo_base.docx
@@ -133,6 +133,11 @@
           <w:bottom w:val="single" w:sz="6" w:space="1" w:color="000000"/>
         </w:pBdr>
         <w:spacing w:before="120" w:after="40"/>
+        <w:rPr>
+          <w:b/>
+          <w:i/>
+          <w:sz w:val="23"/>
+        </w:rPr>
       </w:pPr>
       <w:r>
         <w:rPr>
@@ -238,6 +243,8 @@
         </w:pBdr>
         <w:spacing w:before="120" w:after="40"/>
       </w:pPr>
+      <w:bookmarkStart w:id="0" w:name="_GoBack"/>
+      <w:bookmarkEnd w:id="0"/>
       <w:r>
         <w:rPr>
           <w:b/>
@@ -275,8 +282,6 @@
         <w:spacing w:before="100" w:after="200" w:line="360" w:lineRule="auto"/>
         <w:jc w:val="right"/>
       </w:pPr>
-      <w:bookmarkStart w:id="0" w:name="_GoBack"/>
-      <w:bookmarkEnd w:id="0"/>
     </w:p>
     <w:p>
       <w:pPr>
@@ -12216,7 +12221,7 @@
 </file>
 
 <file path=customXml/itemProps1.xml><?xml version="1.0" encoding="utf-8"?>
-<ds:datastoreItem xmlns:ds="http://schemas.openxmlformats.org/officeDocument/2006/customXml" ds:itemID="{D07BCE1B-5798-4ED9-B3F1-A2B76543F0E4}">
+<ds:datastoreItem xmlns:ds="http://schemas.openxmlformats.org/officeDocument/2006/customXml" ds:itemID="{B4A4F664-27F7-4B51-A405-A2E908183FF0}">
   <ds:schemaRefs>
     <ds:schemaRef ds:uri="http://schemas.openxmlformats.org/officeDocument/2006/bibliography"/>
   </ds:schemaRefs>

--- a/modelo_curriculo_base.docx
+++ b/modelo_curriculo_base.docx
@@ -29,8 +29,10 @@
     </w:p>
     <w:p>
       <w:pPr>
+        <w:spacing w:line="276" w:lineRule="auto"/>
         <w:jc w:val="center"/>
       </w:pPr>
+      <w:bookmarkStart w:id="0" w:name="_GoBack"/>
       <w:r>
         <w:rPr>
           <w:smallCaps/>
@@ -40,6 +42,7 @@
     </w:p>
     <w:p>
       <w:pPr>
+        <w:spacing w:line="276" w:lineRule="auto"/>
         <w:jc w:val="center"/>
       </w:pPr>
       <w:r>
@@ -51,6 +54,7 @@
     </w:p>
     <w:p>
       <w:pPr>
+        <w:spacing w:line="276" w:lineRule="auto"/>
         <w:jc w:val="center"/>
       </w:pPr>
       <w:r>
@@ -60,6 +64,7 @@
         <w:t>FONE: [[TELEFONE]]</w:t>
       </w:r>
     </w:p>
+    <w:bookmarkEnd w:id="0"/>
     <w:p>
       <w:pPr>
         <w:spacing w:after="40"/>
@@ -84,7 +89,7 @@
     </w:p>
     <w:p>
       <w:pPr>
-        <w:spacing w:after="20" w:line="276" w:lineRule="auto"/>
+        <w:spacing w:before="240" w:line="432" w:lineRule="auto"/>
         <w:jc w:val="both"/>
       </w:pPr>
       <w:r>
@@ -96,8 +101,21 @@
         <w:spacing w:after="20" w:line="432" w:lineRule="auto"/>
         <w:jc w:val="both"/>
       </w:pPr>
+      <w:proofErr w:type="spellStart"/>
       <w:r>
-        <w:t>Área de atuação: [[CARGO_OBJETIVO]]</w:t>
+        <w:t>Área</w:t>
+      </w:r>
+      <w:proofErr w:type="spellEnd"/>
+      <w:r>
+        <w:t xml:space="preserve"> de </w:t>
+      </w:r>
+      <w:proofErr w:type="spellStart"/>
+      <w:r>
+        <w:t>atuação</w:t>
+      </w:r>
+      <w:proofErr w:type="spellEnd"/>
+      <w:r>
+        <w:t>: [[CARGO_OBJETIVO]]</w:t>
       </w:r>
     </w:p>
     <w:p>
@@ -106,7 +124,15 @@
         <w:pBdr>
           <w:bottom w:val="single" w:sz="6" w:space="1" w:color="000000"/>
         </w:pBdr>
+        <w:tabs>
+          <w:tab w:val="left" w:pos="4275"/>
+        </w:tabs>
         <w:spacing w:before="120" w:after="40"/>
+        <w:rPr>
+          <w:b/>
+          <w:i/>
+          <w:sz w:val="23"/>
+        </w:rPr>
       </w:pPr>
       <w:r>
         <w:rPr>
@@ -116,10 +142,18 @@
         </w:rPr>
         <w:t>CURSOS PROFISSIONALIZANTES</w:t>
       </w:r>
+      <w:r>
+        <w:rPr>
+          <w:b/>
+          <w:i/>
+          <w:sz w:val="23"/>
+        </w:rPr>
+        <w:tab/>
+      </w:r>
     </w:p>
     <w:p>
       <w:pPr>
-        <w:spacing w:line="480" w:lineRule="auto"/>
+        <w:spacing w:before="240" w:after="20" w:line="432" w:lineRule="auto"/>
         <w:jc w:val="both"/>
       </w:pPr>
       <w:r>
@@ -132,6 +166,9 @@
         <w:pBdr>
           <w:bottom w:val="single" w:sz="6" w:space="1" w:color="000000"/>
         </w:pBdr>
+        <w:tabs>
+          <w:tab w:val="left" w:pos="4275"/>
+        </w:tabs>
         <w:spacing w:before="120" w:after="40"/>
         <w:rPr>
           <w:b/>
@@ -150,7 +187,7 @@
     </w:p>
     <w:p>
       <w:pPr>
-        <w:spacing w:line="480" w:lineRule="auto"/>
+        <w:spacing w:before="240" w:after="20" w:line="432" w:lineRule="auto"/>
         <w:jc w:val="both"/>
       </w:pPr>
       <w:r>
@@ -163,7 +200,15 @@
         <w:pBdr>
           <w:bottom w:val="single" w:sz="6" w:space="1" w:color="000000"/>
         </w:pBdr>
+        <w:tabs>
+          <w:tab w:val="left" w:pos="4275"/>
+        </w:tabs>
         <w:spacing w:before="120" w:after="40"/>
+        <w:rPr>
+          <w:b/>
+          <w:i/>
+          <w:sz w:val="23"/>
+        </w:rPr>
       </w:pPr>
       <w:r>
         <w:rPr>
@@ -176,7 +221,7 @@
     </w:p>
     <w:p>
       <w:pPr>
-        <w:spacing w:after="20" w:line="432" w:lineRule="auto"/>
+        <w:spacing w:before="240" w:after="20" w:line="432" w:lineRule="auto"/>
         <w:jc w:val="both"/>
       </w:pPr>
       <w:r>
@@ -189,7 +234,15 @@
         <w:pBdr>
           <w:bottom w:val="single" w:sz="6" w:space="1" w:color="000000"/>
         </w:pBdr>
+        <w:tabs>
+          <w:tab w:val="left" w:pos="4275"/>
+        </w:tabs>
         <w:spacing w:before="120" w:after="40"/>
+        <w:rPr>
+          <w:b/>
+          <w:i/>
+          <w:sz w:val="23"/>
+        </w:rPr>
       </w:pPr>
       <w:r>
         <w:rPr>
@@ -202,7 +255,7 @@
     </w:p>
     <w:p>
       <w:pPr>
-        <w:spacing w:after="20" w:line="432" w:lineRule="auto"/>
+        <w:spacing w:before="240" w:after="20" w:line="432" w:lineRule="auto"/>
         <w:jc w:val="both"/>
       </w:pPr>
       <w:r>
@@ -215,7 +268,15 @@
         <w:pBdr>
           <w:bottom w:val="single" w:sz="6" w:space="1" w:color="000000"/>
         </w:pBdr>
+        <w:tabs>
+          <w:tab w:val="left" w:pos="4275"/>
+        </w:tabs>
         <w:spacing w:before="120" w:after="40"/>
+        <w:rPr>
+          <w:b/>
+          <w:i/>
+          <w:sz w:val="23"/>
+        </w:rPr>
       </w:pPr>
       <w:r>
         <w:rPr>
@@ -228,7 +289,7 @@
     </w:p>
     <w:p>
       <w:pPr>
-        <w:spacing w:after="20" w:line="432" w:lineRule="auto"/>
+        <w:spacing w:before="240" w:after="20" w:line="432" w:lineRule="auto"/>
         <w:jc w:val="both"/>
       </w:pPr>
       <w:r>
@@ -241,10 +302,16 @@
         <w:pBdr>
           <w:bottom w:val="single" w:sz="6" w:space="1" w:color="000000"/>
         </w:pBdr>
+        <w:tabs>
+          <w:tab w:val="left" w:pos="4275"/>
+        </w:tabs>
         <w:spacing w:before="120" w:after="40"/>
+        <w:rPr>
+          <w:b/>
+          <w:i/>
+          <w:sz w:val="23"/>
+        </w:rPr>
       </w:pPr>
-      <w:bookmarkStart w:id="0" w:name="_GoBack"/>
-      <w:bookmarkEnd w:id="0"/>
       <w:r>
         <w:rPr>
           <w:b/>
@@ -256,7 +323,7 @@
     </w:p>
     <w:p>
       <w:pPr>
-        <w:spacing w:after="20" w:line="432" w:lineRule="auto"/>
+        <w:spacing w:before="240" w:after="20" w:line="432" w:lineRule="auto"/>
       </w:pPr>
       <w:r>
         <w:t>A documentação será entregue no ato da entrevista.</w:t>
@@ -297,6 +364,7 @@
     </w:p>
     <w:p>
       <w:pPr>
+        <w:spacing w:before="240"/>
         <w:jc w:val="center"/>
       </w:pPr>
       <w:r>
@@ -12221,7 +12289,7 @@
 </file>
 
 <file path=customXml/itemProps1.xml><?xml version="1.0" encoding="utf-8"?>
-<ds:datastoreItem xmlns:ds="http://schemas.openxmlformats.org/officeDocument/2006/customXml" ds:itemID="{B4A4F664-27F7-4B51-A405-A2E908183FF0}">
+<ds:datastoreItem xmlns:ds="http://schemas.openxmlformats.org/officeDocument/2006/customXml" ds:itemID="{C55C9FA8-464E-4173-BBE9-A7F6DB131692}">
   <ds:schemaRefs>
     <ds:schemaRef ds:uri="http://schemas.openxmlformats.org/officeDocument/2006/bibliography"/>
   </ds:schemaRefs>
